--- a/характеристика выборки.docx
+++ b/характеристика выборки.docx
@@ -37,7 +37,7 @@
         </w:trPr>
         <w:tc>
           <w:tcPr>
-            <w:tcW w:w="897" w:type="dxa"/>
+            <w:tcW w:w="879" w:type="dxa"/>
             <w:tcBorders>
               <w:top w:val="single" w:sz="4" w:space="0" w:color="000000"/>
               <w:left w:val="single" w:sz="4" w:space="0" w:color="000000"/>
@@ -69,7 +69,7 @@
         </w:tc>
         <w:tc>
           <w:tcPr>
-            <w:tcW w:w="1251" w:type="dxa"/>
+            <w:tcW w:w="1250" w:type="dxa"/>
             <w:gridSpan w:val="2"/>
             <w:tcBorders>
               <w:top w:val="single" w:sz="4" w:space="0" w:color="000000"/>
@@ -102,7 +102,7 @@
         </w:tc>
         <w:tc>
           <w:tcPr>
-            <w:tcW w:w="1296" w:type="dxa"/>
+            <w:tcW w:w="1248" w:type="dxa"/>
             <w:tcBorders>
               <w:top w:val="single" w:sz="4" w:space="0" w:color="000000"/>
               <w:left w:val="single" w:sz="4" w:space="0" w:color="000000"/>
@@ -134,7 +134,7 @@
         </w:tc>
         <w:tc>
           <w:tcPr>
-            <w:tcW w:w="2787" w:type="dxa"/>
+            <w:tcW w:w="2865" w:type="dxa"/>
             <w:gridSpan w:val="2"/>
             <w:tcBorders>
               <w:top w:val="single" w:sz="4" w:space="0" w:color="000000"/>
@@ -167,7 +167,7 @@
         </w:tc>
         <w:tc>
           <w:tcPr>
-            <w:tcW w:w="1881" w:type="dxa"/>
+            <w:tcW w:w="1870" w:type="dxa"/>
             <w:gridSpan w:val="2"/>
             <w:tcBorders>
               <w:top w:val="single" w:sz="4" w:space="0" w:color="000000"/>
@@ -239,7 +239,7 @@
         </w:trPr>
         <w:tc>
           <w:tcPr>
-            <w:tcW w:w="897" w:type="dxa"/>
+            <w:tcW w:w="879" w:type="dxa"/>
             <w:tcBorders>
               <w:top w:val="single" w:sz="4" w:space="0" w:color="000000"/>
               <w:left w:val="single" w:sz="4" w:space="0" w:color="000000"/>
@@ -269,7 +269,7 @@
         </w:tc>
         <w:tc>
           <w:tcPr>
-            <w:tcW w:w="1251" w:type="dxa"/>
+            <w:tcW w:w="1250" w:type="dxa"/>
             <w:gridSpan w:val="2"/>
             <w:tcBorders>
               <w:top w:val="single" w:sz="4" w:space="0" w:color="000000"/>
@@ -300,7 +300,7 @@
         </w:tc>
         <w:tc>
           <w:tcPr>
-            <w:tcW w:w="1296" w:type="dxa"/>
+            <w:tcW w:w="1248" w:type="dxa"/>
             <w:tcBorders>
               <w:top w:val="single" w:sz="4" w:space="0" w:color="000000"/>
               <w:left w:val="single" w:sz="4" w:space="0" w:color="000000"/>
@@ -330,7 +330,7 @@
         </w:tc>
         <w:tc>
           <w:tcPr>
-            <w:tcW w:w="2787" w:type="dxa"/>
+            <w:tcW w:w="2865" w:type="dxa"/>
             <w:gridSpan w:val="2"/>
             <w:tcBorders>
               <w:top w:val="single" w:sz="4" w:space="0" w:color="000000"/>
@@ -357,11 +357,19 @@
               </w:rPr>
               <w:t>Образования нет</w:t>
             </w:r>
-          </w:p>
-        </w:tc>
-        <w:tc>
-          <w:tcPr>
-            <w:tcW w:w="1881" w:type="dxa"/>
+            <w:r>
+              <w:rPr>
+                <w:rFonts w:ascii="Times New Roman" w:hAnsi="Times New Roman" w:cs="Times New Roman"/>
+                <w:sz w:val="28"/>
+                <w:szCs w:val="28"/>
+              </w:rPr>
+              <w:t xml:space="preserve">, работала на заводе </w:t>
+            </w:r>
+          </w:p>
+        </w:tc>
+        <w:tc>
+          <w:tcPr>
+            <w:tcW w:w="1870" w:type="dxa"/>
             <w:gridSpan w:val="2"/>
             <w:tcBorders>
               <w:top w:val="single" w:sz="4" w:space="0" w:color="000000"/>
@@ -387,6 +395,14 @@
                 <w:szCs w:val="28"/>
               </w:rPr>
               <w:t>Вдова, есть дети</w:t>
+            </w:r>
+            <w:r>
+              <w:rPr>
+                <w:rFonts w:ascii="Times New Roman" w:hAnsi="Times New Roman" w:cs="Times New Roman"/>
+                <w:sz w:val="28"/>
+                <w:szCs w:val="28"/>
+              </w:rPr>
+              <w:t xml:space="preserve">, есть внуки </w:t>
             </w:r>
           </w:p>
         </w:tc>
@@ -429,7 +445,7 @@
         </w:trPr>
         <w:tc>
           <w:tcPr>
-            <w:tcW w:w="897" w:type="dxa"/>
+            <w:tcW w:w="879" w:type="dxa"/>
             <w:tcBorders>
               <w:top w:val="single" w:sz="4" w:space="0" w:color="000000"/>
               <w:left w:val="single" w:sz="4" w:space="0" w:color="000000"/>
@@ -459,7 +475,7 @@
         </w:tc>
         <w:tc>
           <w:tcPr>
-            <w:tcW w:w="1251" w:type="dxa"/>
+            <w:tcW w:w="1250" w:type="dxa"/>
             <w:gridSpan w:val="2"/>
             <w:tcBorders>
               <w:top w:val="single" w:sz="4" w:space="0" w:color="000000"/>
@@ -490,7 +506,7 @@
         </w:tc>
         <w:tc>
           <w:tcPr>
-            <w:tcW w:w="1296" w:type="dxa"/>
+            <w:tcW w:w="1248" w:type="dxa"/>
             <w:tcBorders>
               <w:top w:val="single" w:sz="4" w:space="0" w:color="000000"/>
               <w:left w:val="single" w:sz="4" w:space="0" w:color="000000"/>
@@ -520,7 +536,7 @@
         </w:tc>
         <w:tc>
           <w:tcPr>
-            <w:tcW w:w="2787" w:type="dxa"/>
+            <w:tcW w:w="2865" w:type="dxa"/>
             <w:gridSpan w:val="2"/>
             <w:tcBorders>
               <w:top w:val="single" w:sz="4" w:space="0" w:color="000000"/>
@@ -547,11 +563,19 @@
               </w:rPr>
               <w:t>Среднеспециальное</w:t>
             </w:r>
-          </w:p>
-        </w:tc>
-        <w:tc>
-          <w:tcPr>
-            <w:tcW w:w="1881" w:type="dxa"/>
+            <w:r>
+              <w:rPr>
+                <w:rFonts w:ascii="Times New Roman" w:hAnsi="Times New Roman" w:cs="Times New Roman"/>
+                <w:sz w:val="28"/>
+                <w:szCs w:val="28"/>
+              </w:rPr>
+              <w:t>, работала на заводе</w:t>
+            </w:r>
+          </w:p>
+        </w:tc>
+        <w:tc>
+          <w:tcPr>
+            <w:tcW w:w="1870" w:type="dxa"/>
             <w:gridSpan w:val="2"/>
             <w:tcBorders>
               <w:top w:val="single" w:sz="4" w:space="0" w:color="000000"/>
@@ -577,6 +601,14 @@
                 <w:szCs w:val="28"/>
               </w:rPr>
               <w:t>В разводе, есть дети</w:t>
+            </w:r>
+            <w:r>
+              <w:rPr>
+                <w:rFonts w:ascii="Times New Roman" w:hAnsi="Times New Roman" w:cs="Times New Roman"/>
+                <w:sz w:val="28"/>
+                <w:szCs w:val="28"/>
+              </w:rPr>
+              <w:t xml:space="preserve">, внуков есть </w:t>
             </w:r>
           </w:p>
         </w:tc>
@@ -619,7 +651,7 @@
         </w:trPr>
         <w:tc>
           <w:tcPr>
-            <w:tcW w:w="897" w:type="dxa"/>
+            <w:tcW w:w="879" w:type="dxa"/>
             <w:tcBorders>
               <w:top w:val="single" w:sz="4" w:space="0" w:color="000000"/>
               <w:left w:val="single" w:sz="4" w:space="0" w:color="000000"/>
@@ -649,7 +681,7 @@
         </w:tc>
         <w:tc>
           <w:tcPr>
-            <w:tcW w:w="1251" w:type="dxa"/>
+            <w:tcW w:w="1250" w:type="dxa"/>
             <w:gridSpan w:val="2"/>
             <w:tcBorders>
               <w:top w:val="single" w:sz="4" w:space="0" w:color="000000"/>
@@ -680,7 +712,7 @@
         </w:tc>
         <w:tc>
           <w:tcPr>
-            <w:tcW w:w="1296" w:type="dxa"/>
+            <w:tcW w:w="1248" w:type="dxa"/>
             <w:tcBorders>
               <w:top w:val="single" w:sz="4" w:space="0" w:color="000000"/>
               <w:left w:val="single" w:sz="4" w:space="0" w:color="000000"/>
@@ -710,7 +742,7 @@
         </w:tc>
         <w:tc>
           <w:tcPr>
-            <w:tcW w:w="2787" w:type="dxa"/>
+            <w:tcW w:w="2865" w:type="dxa"/>
             <w:gridSpan w:val="2"/>
             <w:tcBorders>
               <w:top w:val="single" w:sz="4" w:space="0" w:color="000000"/>
@@ -741,7 +773,7 @@
         </w:tc>
         <w:tc>
           <w:tcPr>
-            <w:tcW w:w="1881" w:type="dxa"/>
+            <w:tcW w:w="1870" w:type="dxa"/>
             <w:gridSpan w:val="2"/>
             <w:tcBorders>
               <w:top w:val="single" w:sz="4" w:space="0" w:color="000000"/>
@@ -784,6 +816,14 @@
                 <w:szCs w:val="28"/>
               </w:rPr>
               <w:t>Есть дети</w:t>
+            </w:r>
+            <w:r>
+              <w:rPr>
+                <w:rFonts w:ascii="Times New Roman" w:hAnsi="Times New Roman" w:cs="Times New Roman"/>
+                <w:sz w:val="28"/>
+                <w:szCs w:val="28"/>
+              </w:rPr>
+              <w:t xml:space="preserve">, есть внуки </w:t>
             </w:r>
           </w:p>
         </w:tc>
@@ -826,7 +866,7 @@
         </w:trPr>
         <w:tc>
           <w:tcPr>
-            <w:tcW w:w="897" w:type="dxa"/>
+            <w:tcW w:w="879" w:type="dxa"/>
             <w:tcBorders>
               <w:top w:val="single" w:sz="4" w:space="0" w:color="000000"/>
               <w:left w:val="single" w:sz="4" w:space="0" w:color="000000"/>
@@ -856,7 +896,7 @@
         </w:tc>
         <w:tc>
           <w:tcPr>
-            <w:tcW w:w="1251" w:type="dxa"/>
+            <w:tcW w:w="1250" w:type="dxa"/>
             <w:gridSpan w:val="2"/>
             <w:tcBorders>
               <w:top w:val="single" w:sz="4" w:space="0" w:color="000000"/>
@@ -887,7 +927,7 @@
         </w:tc>
         <w:tc>
           <w:tcPr>
-            <w:tcW w:w="1296" w:type="dxa"/>
+            <w:tcW w:w="1248" w:type="dxa"/>
             <w:tcBorders>
               <w:top w:val="single" w:sz="4" w:space="0" w:color="000000"/>
               <w:left w:val="single" w:sz="4" w:space="0" w:color="000000"/>
@@ -917,7 +957,7 @@
         </w:tc>
         <w:tc>
           <w:tcPr>
-            <w:tcW w:w="2787" w:type="dxa"/>
+            <w:tcW w:w="2865" w:type="dxa"/>
             <w:gridSpan w:val="2"/>
             <w:tcBorders>
               <w:top w:val="single" w:sz="4" w:space="0" w:color="000000"/>
@@ -948,7 +988,7 @@
         </w:tc>
         <w:tc>
           <w:tcPr>
-            <w:tcW w:w="1881" w:type="dxa"/>
+            <w:tcW w:w="1870" w:type="dxa"/>
             <w:gridSpan w:val="2"/>
             <w:tcBorders>
               <w:top w:val="single" w:sz="4" w:space="0" w:color="000000"/>
@@ -974,6 +1014,14 @@
                 <w:szCs w:val="28"/>
               </w:rPr>
               <w:t>Вдова, есть дети</w:t>
+            </w:r>
+            <w:r>
+              <w:rPr>
+                <w:rFonts w:ascii="Times New Roman" w:hAnsi="Times New Roman" w:cs="Times New Roman"/>
+                <w:sz w:val="28"/>
+                <w:szCs w:val="28"/>
+              </w:rPr>
+              <w:t xml:space="preserve">, внуки есть </w:t>
             </w:r>
           </w:p>
         </w:tc>
@@ -1016,7 +1064,7 @@
         </w:trPr>
         <w:tc>
           <w:tcPr>
-            <w:tcW w:w="897" w:type="dxa"/>
+            <w:tcW w:w="879" w:type="dxa"/>
             <w:tcBorders>
               <w:top w:val="single" w:sz="4" w:space="0" w:color="000000"/>
               <w:left w:val="single" w:sz="4" w:space="0" w:color="000000"/>
@@ -1046,7 +1094,7 @@
         </w:tc>
         <w:tc>
           <w:tcPr>
-            <w:tcW w:w="1251" w:type="dxa"/>
+            <w:tcW w:w="1250" w:type="dxa"/>
             <w:gridSpan w:val="2"/>
             <w:tcBorders>
               <w:top w:val="single" w:sz="4" w:space="0" w:color="000000"/>
@@ -1077,7 +1125,7 @@
         </w:tc>
         <w:tc>
           <w:tcPr>
-            <w:tcW w:w="1296" w:type="dxa"/>
+            <w:tcW w:w="1248" w:type="dxa"/>
             <w:tcBorders>
               <w:top w:val="single" w:sz="4" w:space="0" w:color="000000"/>
               <w:left w:val="single" w:sz="4" w:space="0" w:color="000000"/>
@@ -1107,7 +1155,7 @@
         </w:tc>
         <w:tc>
           <w:tcPr>
-            <w:tcW w:w="2787" w:type="dxa"/>
+            <w:tcW w:w="2865" w:type="dxa"/>
             <w:gridSpan w:val="2"/>
             <w:tcBorders>
               <w:top w:val="single" w:sz="4" w:space="0" w:color="000000"/>
@@ -1138,7 +1186,7 @@
         </w:tc>
         <w:tc>
           <w:tcPr>
-            <w:tcW w:w="1881" w:type="dxa"/>
+            <w:tcW w:w="1870" w:type="dxa"/>
             <w:gridSpan w:val="2"/>
             <w:tcBorders>
               <w:top w:val="single" w:sz="4" w:space="0" w:color="000000"/>
@@ -1164,6 +1212,14 @@
                 <w:szCs w:val="28"/>
               </w:rPr>
               <w:t>Вдова, есть дети</w:t>
+            </w:r>
+            <w:r>
+              <w:rPr>
+                <w:rFonts w:ascii="Times New Roman" w:hAnsi="Times New Roman" w:cs="Times New Roman"/>
+                <w:sz w:val="28"/>
+                <w:szCs w:val="28"/>
+              </w:rPr>
+              <w:t xml:space="preserve">, внуки есть </w:t>
             </w:r>
           </w:p>
         </w:tc>
@@ -1206,7 +1262,7 @@
         </w:trPr>
         <w:tc>
           <w:tcPr>
-            <w:tcW w:w="897" w:type="dxa"/>
+            <w:tcW w:w="879" w:type="dxa"/>
             <w:tcBorders>
               <w:top w:val="single" w:sz="4" w:space="0" w:color="000000"/>
               <w:left w:val="single" w:sz="4" w:space="0" w:color="000000"/>
@@ -1236,7 +1292,7 @@
         </w:tc>
         <w:tc>
           <w:tcPr>
-            <w:tcW w:w="1251" w:type="dxa"/>
+            <w:tcW w:w="1250" w:type="dxa"/>
             <w:gridSpan w:val="2"/>
             <w:tcBorders>
               <w:top w:val="single" w:sz="4" w:space="0" w:color="000000"/>
@@ -1267,7 +1323,7 @@
         </w:tc>
         <w:tc>
           <w:tcPr>
-            <w:tcW w:w="1296" w:type="dxa"/>
+            <w:tcW w:w="1248" w:type="dxa"/>
             <w:tcBorders>
               <w:top w:val="single" w:sz="4" w:space="0" w:color="000000"/>
               <w:left w:val="single" w:sz="4" w:space="0" w:color="000000"/>
@@ -1297,7 +1353,7 @@
         </w:tc>
         <w:tc>
           <w:tcPr>
-            <w:tcW w:w="2787" w:type="dxa"/>
+            <w:tcW w:w="2865" w:type="dxa"/>
             <w:gridSpan w:val="2"/>
             <w:tcBorders>
               <w:top w:val="single" w:sz="4" w:space="0" w:color="000000"/>
@@ -1328,7 +1384,7 @@
         </w:tc>
         <w:tc>
           <w:tcPr>
-            <w:tcW w:w="1881" w:type="dxa"/>
+            <w:tcW w:w="1870" w:type="dxa"/>
             <w:gridSpan w:val="2"/>
             <w:tcBorders>
               <w:top w:val="single" w:sz="4" w:space="0" w:color="000000"/>
@@ -1354,6 +1410,14 @@
                 <w:szCs w:val="28"/>
               </w:rPr>
               <w:t>Вдова, есть дети</w:t>
+            </w:r>
+            <w:r>
+              <w:rPr>
+                <w:rFonts w:ascii="Times New Roman" w:hAnsi="Times New Roman" w:cs="Times New Roman"/>
+                <w:sz w:val="28"/>
+                <w:szCs w:val="28"/>
+              </w:rPr>
+              <w:t xml:space="preserve">, внуки есть </w:t>
             </w:r>
           </w:p>
         </w:tc>
@@ -1396,7 +1460,7 @@
         </w:trPr>
         <w:tc>
           <w:tcPr>
-            <w:tcW w:w="897" w:type="dxa"/>
+            <w:tcW w:w="879" w:type="dxa"/>
             <w:tcBorders>
               <w:top w:val="single" w:sz="4" w:space="0" w:color="000000"/>
               <w:left w:val="single" w:sz="4" w:space="0" w:color="000000"/>
@@ -1426,7 +1490,7 @@
         </w:tc>
         <w:tc>
           <w:tcPr>
-            <w:tcW w:w="1251" w:type="dxa"/>
+            <w:tcW w:w="1250" w:type="dxa"/>
             <w:gridSpan w:val="2"/>
             <w:tcBorders>
               <w:top w:val="single" w:sz="4" w:space="0" w:color="000000"/>
@@ -1457,7 +1521,7 @@
         </w:tc>
         <w:tc>
           <w:tcPr>
-            <w:tcW w:w="1296" w:type="dxa"/>
+            <w:tcW w:w="1248" w:type="dxa"/>
             <w:tcBorders>
               <w:top w:val="single" w:sz="4" w:space="0" w:color="000000"/>
               <w:left w:val="single" w:sz="4" w:space="0" w:color="000000"/>
@@ -1487,7 +1551,7 @@
         </w:tc>
         <w:tc>
           <w:tcPr>
-            <w:tcW w:w="2787" w:type="dxa"/>
+            <w:tcW w:w="2865" w:type="dxa"/>
             <w:gridSpan w:val="2"/>
             <w:tcBorders>
               <w:top w:val="single" w:sz="4" w:space="0" w:color="000000"/>
@@ -1526,7 +1590,7 @@
         </w:tc>
         <w:tc>
           <w:tcPr>
-            <w:tcW w:w="1881" w:type="dxa"/>
+            <w:tcW w:w="1870" w:type="dxa"/>
             <w:gridSpan w:val="2"/>
             <w:tcBorders>
               <w:top w:val="single" w:sz="4" w:space="0" w:color="000000"/>
@@ -1552,6 +1616,14 @@
                 <w:szCs w:val="28"/>
               </w:rPr>
               <w:t>Вдова, есть дети</w:t>
+            </w:r>
+            <w:r>
+              <w:rPr>
+                <w:rFonts w:ascii="Times New Roman" w:hAnsi="Times New Roman" w:cs="Times New Roman"/>
+                <w:sz w:val="28"/>
+                <w:szCs w:val="28"/>
+              </w:rPr>
+              <w:t>, есть внуки</w:t>
             </w:r>
           </w:p>
         </w:tc>
@@ -1594,7 +1666,7 @@
         </w:trPr>
         <w:tc>
           <w:tcPr>
-            <w:tcW w:w="897" w:type="dxa"/>
+            <w:tcW w:w="879" w:type="dxa"/>
             <w:tcBorders>
               <w:top w:val="single" w:sz="4" w:space="0" w:color="000000"/>
               <w:left w:val="single" w:sz="4" w:space="0" w:color="000000"/>
@@ -1624,7 +1696,7 @@
         </w:tc>
         <w:tc>
           <w:tcPr>
-            <w:tcW w:w="1251" w:type="dxa"/>
+            <w:tcW w:w="1250" w:type="dxa"/>
             <w:gridSpan w:val="2"/>
             <w:tcBorders>
               <w:top w:val="single" w:sz="4" w:space="0" w:color="000000"/>
@@ -1655,7 +1727,7 @@
         </w:tc>
         <w:tc>
           <w:tcPr>
-            <w:tcW w:w="1296" w:type="dxa"/>
+            <w:tcW w:w="1248" w:type="dxa"/>
             <w:tcBorders>
               <w:top w:val="single" w:sz="4" w:space="0" w:color="000000"/>
               <w:left w:val="single" w:sz="4" w:space="0" w:color="000000"/>
@@ -1685,7 +1757,7 @@
         </w:tc>
         <w:tc>
           <w:tcPr>
-            <w:tcW w:w="2787" w:type="dxa"/>
+            <w:tcW w:w="2865" w:type="dxa"/>
             <w:gridSpan w:val="2"/>
             <w:tcBorders>
               <w:top w:val="single" w:sz="4" w:space="0" w:color="000000"/>
@@ -1716,7 +1788,7 @@
         </w:tc>
         <w:tc>
           <w:tcPr>
-            <w:tcW w:w="1881" w:type="dxa"/>
+            <w:tcW w:w="1870" w:type="dxa"/>
             <w:gridSpan w:val="2"/>
             <w:tcBorders>
               <w:top w:val="single" w:sz="4" w:space="0" w:color="000000"/>
@@ -1742,6 +1814,14 @@
                 <w:szCs w:val="28"/>
               </w:rPr>
               <w:t>Вдовец, есть дети</w:t>
+            </w:r>
+            <w:r>
+              <w:rPr>
+                <w:rFonts w:ascii="Times New Roman" w:hAnsi="Times New Roman" w:cs="Times New Roman"/>
+                <w:sz w:val="28"/>
+                <w:szCs w:val="28"/>
+              </w:rPr>
+              <w:t>, есть внуки</w:t>
             </w:r>
           </w:p>
         </w:tc>
@@ -1784,7 +1864,7 @@
         </w:trPr>
         <w:tc>
           <w:tcPr>
-            <w:tcW w:w="897" w:type="dxa"/>
+            <w:tcW w:w="879" w:type="dxa"/>
             <w:tcBorders>
               <w:top w:val="single" w:sz="4" w:space="0" w:color="000000"/>
               <w:left w:val="single" w:sz="4" w:space="0" w:color="000000"/>
@@ -1814,7 +1894,7 @@
         </w:tc>
         <w:tc>
           <w:tcPr>
-            <w:tcW w:w="1251" w:type="dxa"/>
+            <w:tcW w:w="1250" w:type="dxa"/>
             <w:gridSpan w:val="2"/>
             <w:tcBorders>
               <w:top w:val="single" w:sz="4" w:space="0" w:color="000000"/>
@@ -1845,7 +1925,7 @@
         </w:tc>
         <w:tc>
           <w:tcPr>
-            <w:tcW w:w="1296" w:type="dxa"/>
+            <w:tcW w:w="1248" w:type="dxa"/>
             <w:tcBorders>
               <w:top w:val="single" w:sz="4" w:space="0" w:color="000000"/>
               <w:left w:val="single" w:sz="4" w:space="0" w:color="000000"/>
@@ -1875,7 +1955,7 @@
         </w:tc>
         <w:tc>
           <w:tcPr>
-            <w:tcW w:w="2787" w:type="dxa"/>
+            <w:tcW w:w="2865" w:type="dxa"/>
             <w:gridSpan w:val="2"/>
             <w:tcBorders>
               <w:top w:val="single" w:sz="4" w:space="0" w:color="000000"/>
@@ -1906,7 +1986,7 @@
         </w:tc>
         <w:tc>
           <w:tcPr>
-            <w:tcW w:w="1881" w:type="dxa"/>
+            <w:tcW w:w="1870" w:type="dxa"/>
             <w:gridSpan w:val="2"/>
             <w:tcBorders>
               <w:top w:val="single" w:sz="4" w:space="0" w:color="000000"/>
@@ -1932,6 +2012,14 @@
                 <w:szCs w:val="28"/>
               </w:rPr>
               <w:t>Вдова, дети есть</w:t>
+            </w:r>
+            <w:r>
+              <w:rPr>
+                <w:rFonts w:ascii="Times New Roman" w:hAnsi="Times New Roman" w:cs="Times New Roman"/>
+                <w:sz w:val="28"/>
+                <w:szCs w:val="28"/>
+              </w:rPr>
+              <w:t>, внуков нет</w:t>
             </w:r>
           </w:p>
         </w:tc>
@@ -1974,7 +2062,7 @@
         </w:trPr>
         <w:tc>
           <w:tcPr>
-            <w:tcW w:w="897" w:type="dxa"/>
+            <w:tcW w:w="879" w:type="dxa"/>
             <w:tcBorders>
               <w:top w:val="single" w:sz="4" w:space="0" w:color="000000"/>
               <w:left w:val="single" w:sz="4" w:space="0" w:color="000000"/>
@@ -2004,7 +2092,7 @@
         </w:tc>
         <w:tc>
           <w:tcPr>
-            <w:tcW w:w="1251" w:type="dxa"/>
+            <w:tcW w:w="1250" w:type="dxa"/>
             <w:gridSpan w:val="2"/>
             <w:tcBorders>
               <w:top w:val="single" w:sz="4" w:space="0" w:color="000000"/>
@@ -2035,7 +2123,7 @@
         </w:tc>
         <w:tc>
           <w:tcPr>
-            <w:tcW w:w="1296" w:type="dxa"/>
+            <w:tcW w:w="1248" w:type="dxa"/>
             <w:tcBorders>
               <w:top w:val="single" w:sz="4" w:space="0" w:color="000000"/>
               <w:left w:val="single" w:sz="4" w:space="0" w:color="000000"/>
@@ -2065,7 +2153,7 @@
         </w:tc>
         <w:tc>
           <w:tcPr>
-            <w:tcW w:w="2787" w:type="dxa"/>
+            <w:tcW w:w="2865" w:type="dxa"/>
             <w:gridSpan w:val="2"/>
             <w:tcBorders>
               <w:top w:val="single" w:sz="4" w:space="0" w:color="000000"/>
@@ -2108,7 +2196,7 @@
         </w:tc>
         <w:tc>
           <w:tcPr>
-            <w:tcW w:w="1881" w:type="dxa"/>
+            <w:tcW w:w="1870" w:type="dxa"/>
             <w:gridSpan w:val="2"/>
             <w:tcBorders>
               <w:top w:val="single" w:sz="4" w:space="0" w:color="000000"/>
@@ -2134,6 +2222,14 @@
                 <w:szCs w:val="28"/>
               </w:rPr>
               <w:t>В разводе, есть дети</w:t>
+            </w:r>
+            <w:r>
+              <w:rPr>
+                <w:rFonts w:ascii="Times New Roman" w:hAnsi="Times New Roman" w:cs="Times New Roman"/>
+                <w:sz w:val="28"/>
+                <w:szCs w:val="28"/>
+              </w:rPr>
+              <w:t>, внуков нет</w:t>
             </w:r>
           </w:p>
         </w:tc>
@@ -2194,37 +2290,38 @@
         </w:trPr>
         <w:tc>
           <w:tcPr>
-            <w:tcW w:w="897" w:type="dxa"/>
-            <w:tcBorders>
-              <w:top w:val="single" w:sz="4" w:space="0" w:color="000000"/>
-              <w:left w:val="single" w:sz="4" w:space="0" w:color="000000"/>
-              <w:bottom w:val="single" w:sz="4" w:space="0" w:color="000000"/>
-              <w:right w:val="single" w:sz="4" w:space="0" w:color="000000"/>
-            </w:tcBorders>
-            <w:vAlign w:val="center"/>
-            <w:hideMark/>
-          </w:tcPr>
-          <w:p>
-            <w:pPr>
-              <w:rPr>
-                <w:rFonts w:ascii="Times New Roman" w:hAnsi="Times New Roman" w:cs="Times New Roman"/>
-                <w:sz w:val="28"/>
-                <w:szCs w:val="28"/>
-              </w:rPr>
-            </w:pPr>
-            <w:r>
-              <w:rPr>
-                <w:rFonts w:ascii="Times New Roman" w:hAnsi="Times New Roman" w:cs="Times New Roman"/>
-                <w:sz w:val="28"/>
-                <w:szCs w:val="28"/>
-              </w:rPr>
+            <w:tcW w:w="879" w:type="dxa"/>
+            <w:tcBorders>
+              <w:top w:val="single" w:sz="4" w:space="0" w:color="000000"/>
+              <w:left w:val="single" w:sz="4" w:space="0" w:color="000000"/>
+              <w:bottom w:val="single" w:sz="4" w:space="0" w:color="000000"/>
+              <w:right w:val="single" w:sz="4" w:space="0" w:color="000000"/>
+            </w:tcBorders>
+            <w:vAlign w:val="center"/>
+            <w:hideMark/>
+          </w:tcPr>
+          <w:p>
+            <w:pPr>
+              <w:rPr>
+                <w:rFonts w:ascii="Times New Roman" w:hAnsi="Times New Roman" w:cs="Times New Roman"/>
+                <w:sz w:val="28"/>
+                <w:szCs w:val="28"/>
+              </w:rPr>
+            </w:pPr>
+            <w:r>
+              <w:rPr>
+                <w:rFonts w:ascii="Times New Roman" w:hAnsi="Times New Roman" w:cs="Times New Roman"/>
+                <w:sz w:val="28"/>
+                <w:szCs w:val="28"/>
+              </w:rPr>
+              <w:lastRenderedPageBreak/>
               <w:t>П2 </w:t>
             </w:r>
           </w:p>
         </w:tc>
         <w:tc>
           <w:tcPr>
-            <w:tcW w:w="1251" w:type="dxa"/>
+            <w:tcW w:w="1250" w:type="dxa"/>
             <w:gridSpan w:val="2"/>
             <w:tcBorders>
               <w:top w:val="single" w:sz="4" w:space="0" w:color="000000"/>
@@ -2255,7 +2352,7 @@
         </w:tc>
         <w:tc>
           <w:tcPr>
-            <w:tcW w:w="1296" w:type="dxa"/>
+            <w:tcW w:w="1248" w:type="dxa"/>
             <w:tcBorders>
               <w:top w:val="single" w:sz="4" w:space="0" w:color="000000"/>
               <w:left w:val="single" w:sz="4" w:space="0" w:color="000000"/>
@@ -2285,7 +2382,7 @@
         </w:tc>
         <w:tc>
           <w:tcPr>
-            <w:tcW w:w="2787" w:type="dxa"/>
+            <w:tcW w:w="2865" w:type="dxa"/>
             <w:gridSpan w:val="2"/>
             <w:tcBorders>
               <w:top w:val="single" w:sz="4" w:space="0" w:color="000000"/>
@@ -2324,7 +2421,7 @@
         </w:tc>
         <w:tc>
           <w:tcPr>
-            <w:tcW w:w="1881" w:type="dxa"/>
+            <w:tcW w:w="1870" w:type="dxa"/>
             <w:gridSpan w:val="2"/>
             <w:tcBorders>
               <w:top w:val="single" w:sz="4" w:space="0" w:color="000000"/>
@@ -2350,6 +2447,14 @@
                 <w:szCs w:val="28"/>
               </w:rPr>
               <w:t>Замужем, есть дети</w:t>
+            </w:r>
+            <w:r>
+              <w:rPr>
+                <w:rFonts w:ascii="Times New Roman" w:hAnsi="Times New Roman" w:cs="Times New Roman"/>
+                <w:sz w:val="28"/>
+                <w:szCs w:val="28"/>
+              </w:rPr>
+              <w:t>, есть внуки</w:t>
             </w:r>
           </w:p>
         </w:tc>
@@ -2392,7 +2497,7 @@
         </w:trPr>
         <w:tc>
           <w:tcPr>
-            <w:tcW w:w="897" w:type="dxa"/>
+            <w:tcW w:w="879" w:type="dxa"/>
             <w:tcBorders>
               <w:top w:val="single" w:sz="4" w:space="0" w:color="000000"/>
               <w:left w:val="single" w:sz="4" w:space="0" w:color="000000"/>
@@ -2422,7 +2527,7 @@
         </w:tc>
         <w:tc>
           <w:tcPr>
-            <w:tcW w:w="1251" w:type="dxa"/>
+            <w:tcW w:w="1250" w:type="dxa"/>
             <w:gridSpan w:val="2"/>
             <w:tcBorders>
               <w:top w:val="single" w:sz="4" w:space="0" w:color="000000"/>
@@ -2453,7 +2558,7 @@
         </w:tc>
         <w:tc>
           <w:tcPr>
-            <w:tcW w:w="1296" w:type="dxa"/>
+            <w:tcW w:w="1248" w:type="dxa"/>
             <w:tcBorders>
               <w:top w:val="single" w:sz="4" w:space="0" w:color="000000"/>
               <w:left w:val="single" w:sz="4" w:space="0" w:color="000000"/>
@@ -2483,7 +2588,7 @@
         </w:tc>
         <w:tc>
           <w:tcPr>
-            <w:tcW w:w="2787" w:type="dxa"/>
+            <w:tcW w:w="2865" w:type="dxa"/>
             <w:gridSpan w:val="2"/>
             <w:tcBorders>
               <w:top w:val="single" w:sz="4" w:space="0" w:color="000000"/>
@@ -2514,32 +2619,40 @@
         </w:tc>
         <w:tc>
           <w:tcPr>
-            <w:tcW w:w="1881" w:type="dxa"/>
-            <w:gridSpan w:val="2"/>
-            <w:tcBorders>
-              <w:top w:val="single" w:sz="4" w:space="0" w:color="000000"/>
-              <w:left w:val="single" w:sz="4" w:space="0" w:color="000000"/>
-              <w:bottom w:val="single" w:sz="4" w:space="0" w:color="000000"/>
-              <w:right w:val="single" w:sz="4" w:space="0" w:color="000000"/>
-            </w:tcBorders>
-            <w:vAlign w:val="center"/>
-            <w:hideMark/>
-          </w:tcPr>
-          <w:p>
-            <w:pPr>
-              <w:rPr>
-                <w:rFonts w:ascii="Times New Roman" w:hAnsi="Times New Roman" w:cs="Times New Roman"/>
-                <w:sz w:val="28"/>
-                <w:szCs w:val="28"/>
-              </w:rPr>
-            </w:pPr>
-            <w:r>
-              <w:rPr>
-                <w:rFonts w:ascii="Times New Roman" w:hAnsi="Times New Roman" w:cs="Times New Roman"/>
-                <w:sz w:val="28"/>
-                <w:szCs w:val="28"/>
-              </w:rPr>
-              <w:t xml:space="preserve">Вдовец, есть дети </w:t>
+            <w:tcW w:w="1870" w:type="dxa"/>
+            <w:gridSpan w:val="2"/>
+            <w:tcBorders>
+              <w:top w:val="single" w:sz="4" w:space="0" w:color="000000"/>
+              <w:left w:val="single" w:sz="4" w:space="0" w:color="000000"/>
+              <w:bottom w:val="single" w:sz="4" w:space="0" w:color="000000"/>
+              <w:right w:val="single" w:sz="4" w:space="0" w:color="000000"/>
+            </w:tcBorders>
+            <w:vAlign w:val="center"/>
+            <w:hideMark/>
+          </w:tcPr>
+          <w:p>
+            <w:pPr>
+              <w:rPr>
+                <w:rFonts w:ascii="Times New Roman" w:hAnsi="Times New Roman" w:cs="Times New Roman"/>
+                <w:sz w:val="28"/>
+                <w:szCs w:val="28"/>
+              </w:rPr>
+            </w:pPr>
+            <w:r>
+              <w:rPr>
+                <w:rFonts w:ascii="Times New Roman" w:hAnsi="Times New Roman" w:cs="Times New Roman"/>
+                <w:sz w:val="28"/>
+                <w:szCs w:val="28"/>
+              </w:rPr>
+              <w:t>Вдовец, есть дети</w:t>
+            </w:r>
+            <w:r>
+              <w:rPr>
+                <w:rFonts w:ascii="Times New Roman" w:hAnsi="Times New Roman" w:cs="Times New Roman"/>
+                <w:sz w:val="28"/>
+                <w:szCs w:val="28"/>
+              </w:rPr>
+              <w:t>, внуков нет</w:t>
             </w:r>
           </w:p>
         </w:tc>
@@ -2582,7 +2695,7 @@
         </w:trPr>
         <w:tc>
           <w:tcPr>
-            <w:tcW w:w="897" w:type="dxa"/>
+            <w:tcW w:w="879" w:type="dxa"/>
             <w:tcBorders>
               <w:top w:val="single" w:sz="4" w:space="0" w:color="000000"/>
               <w:left w:val="single" w:sz="4" w:space="0" w:color="000000"/>
@@ -2611,7 +2724,7 @@
         </w:tc>
         <w:tc>
           <w:tcPr>
-            <w:tcW w:w="1251" w:type="dxa"/>
+            <w:tcW w:w="1250" w:type="dxa"/>
             <w:gridSpan w:val="2"/>
             <w:tcBorders>
               <w:top w:val="single" w:sz="4" w:space="0" w:color="000000"/>
@@ -2641,7 +2754,7 @@
         </w:tc>
         <w:tc>
           <w:tcPr>
-            <w:tcW w:w="1296" w:type="dxa"/>
+            <w:tcW w:w="1248" w:type="dxa"/>
             <w:tcBorders>
               <w:top w:val="single" w:sz="4" w:space="0" w:color="000000"/>
               <w:left w:val="single" w:sz="4" w:space="0" w:color="000000"/>
@@ -2670,7 +2783,7 @@
         </w:tc>
         <w:tc>
           <w:tcPr>
-            <w:tcW w:w="2787" w:type="dxa"/>
+            <w:tcW w:w="2865" w:type="dxa"/>
             <w:gridSpan w:val="2"/>
             <w:tcBorders>
               <w:top w:val="single" w:sz="4" w:space="0" w:color="000000"/>
@@ -2700,31 +2813,39 @@
         </w:tc>
         <w:tc>
           <w:tcPr>
-            <w:tcW w:w="1881" w:type="dxa"/>
-            <w:gridSpan w:val="2"/>
-            <w:tcBorders>
-              <w:top w:val="single" w:sz="4" w:space="0" w:color="000000"/>
-              <w:left w:val="single" w:sz="4" w:space="0" w:color="000000"/>
-              <w:bottom w:val="single" w:sz="4" w:space="0" w:color="000000"/>
-              <w:right w:val="single" w:sz="4" w:space="0" w:color="000000"/>
-            </w:tcBorders>
-            <w:vAlign w:val="center"/>
-          </w:tcPr>
-          <w:p>
-            <w:pPr>
-              <w:rPr>
-                <w:rFonts w:ascii="Times New Roman" w:hAnsi="Times New Roman" w:cs="Times New Roman"/>
-                <w:sz w:val="28"/>
-                <w:szCs w:val="28"/>
-              </w:rPr>
-            </w:pPr>
-            <w:r>
-              <w:rPr>
-                <w:rFonts w:ascii="Times New Roman" w:hAnsi="Times New Roman" w:cs="Times New Roman"/>
-                <w:sz w:val="28"/>
-                <w:szCs w:val="28"/>
-              </w:rPr>
-              <w:t xml:space="preserve">Вдовец, есть дети </w:t>
+            <w:tcW w:w="1870" w:type="dxa"/>
+            <w:gridSpan w:val="2"/>
+            <w:tcBorders>
+              <w:top w:val="single" w:sz="4" w:space="0" w:color="000000"/>
+              <w:left w:val="single" w:sz="4" w:space="0" w:color="000000"/>
+              <w:bottom w:val="single" w:sz="4" w:space="0" w:color="000000"/>
+              <w:right w:val="single" w:sz="4" w:space="0" w:color="000000"/>
+            </w:tcBorders>
+            <w:vAlign w:val="center"/>
+          </w:tcPr>
+          <w:p>
+            <w:pPr>
+              <w:rPr>
+                <w:rFonts w:ascii="Times New Roman" w:hAnsi="Times New Roman" w:cs="Times New Roman"/>
+                <w:sz w:val="28"/>
+                <w:szCs w:val="28"/>
+              </w:rPr>
+            </w:pPr>
+            <w:r>
+              <w:rPr>
+                <w:rFonts w:ascii="Times New Roman" w:hAnsi="Times New Roman" w:cs="Times New Roman"/>
+                <w:sz w:val="28"/>
+                <w:szCs w:val="28"/>
+              </w:rPr>
+              <w:t>Вдовец, есть дети</w:t>
+            </w:r>
+            <w:r>
+              <w:rPr>
+                <w:rFonts w:ascii="Times New Roman" w:hAnsi="Times New Roman" w:cs="Times New Roman"/>
+                <w:sz w:val="28"/>
+                <w:szCs w:val="28"/>
+              </w:rPr>
+              <w:t>, есть внуки</w:t>
             </w:r>
           </w:p>
         </w:tc>
@@ -2758,7 +2879,7 @@
         </w:trPr>
         <w:tc>
           <w:tcPr>
-            <w:tcW w:w="897" w:type="dxa"/>
+            <w:tcW w:w="879" w:type="dxa"/>
             <w:tcBorders>
               <w:top w:val="single" w:sz="4" w:space="0" w:color="000000"/>
               <w:left w:val="single" w:sz="4" w:space="0" w:color="000000"/>
@@ -2783,14 +2904,13 @@
                 <w:szCs w:val="28"/>
                 <w:lang w:val="en-US"/>
               </w:rPr>
-              <w:lastRenderedPageBreak/>
               <w:t>C11</w:t>
             </w:r>
           </w:p>
         </w:tc>
         <w:tc>
           <w:tcPr>
-            <w:tcW w:w="1251" w:type="dxa"/>
+            <w:tcW w:w="1250" w:type="dxa"/>
             <w:gridSpan w:val="2"/>
             <w:tcBorders>
               <w:top w:val="single" w:sz="4" w:space="0" w:color="000000"/>
@@ -2837,7 +2957,7 @@
         </w:tc>
         <w:tc>
           <w:tcPr>
-            <w:tcW w:w="1296" w:type="dxa"/>
+            <w:tcW w:w="1248" w:type="dxa"/>
             <w:tcBorders>
               <w:top w:val="single" w:sz="4" w:space="0" w:color="000000"/>
               <w:left w:val="single" w:sz="4" w:space="0" w:color="000000"/>
@@ -2866,7 +2986,7 @@
         </w:tc>
         <w:tc>
           <w:tcPr>
-            <w:tcW w:w="2787" w:type="dxa"/>
+            <w:tcW w:w="2865" w:type="dxa"/>
             <w:gridSpan w:val="2"/>
             <w:tcBorders>
               <w:top w:val="single" w:sz="4" w:space="0" w:color="000000"/>
@@ -2896,7 +3016,7 @@
         </w:tc>
         <w:tc>
           <w:tcPr>
-            <w:tcW w:w="1881" w:type="dxa"/>
+            <w:tcW w:w="1870" w:type="dxa"/>
             <w:gridSpan w:val="2"/>
             <w:tcBorders>
               <w:top w:val="single" w:sz="4" w:space="0" w:color="000000"/>
@@ -2921,6 +3041,14 @@
                 <w:szCs w:val="28"/>
               </w:rPr>
               <w:t>Женат, есть дети</w:t>
+            </w:r>
+            <w:r>
+              <w:rPr>
+                <w:rFonts w:ascii="Times New Roman" w:hAnsi="Times New Roman" w:cs="Times New Roman"/>
+                <w:sz w:val="28"/>
+                <w:szCs w:val="28"/>
+              </w:rPr>
+              <w:t>, есть внуки</w:t>
             </w:r>
           </w:p>
         </w:tc>
@@ -2962,7 +3090,7 @@
         </w:trPr>
         <w:tc>
           <w:tcPr>
-            <w:tcW w:w="897" w:type="dxa"/>
+            <w:tcW w:w="879" w:type="dxa"/>
             <w:tcBorders>
               <w:top w:val="single" w:sz="4" w:space="0" w:color="000000"/>
               <w:left w:val="single" w:sz="4" w:space="0" w:color="000000"/>
@@ -2991,7 +3119,7 @@
         </w:tc>
         <w:tc>
           <w:tcPr>
-            <w:tcW w:w="1251" w:type="dxa"/>
+            <w:tcW w:w="1250" w:type="dxa"/>
             <w:gridSpan w:val="2"/>
             <w:tcBorders>
               <w:top w:val="single" w:sz="4" w:space="0" w:color="000000"/>
@@ -3021,7 +3149,7 @@
         </w:tc>
         <w:tc>
           <w:tcPr>
-            <w:tcW w:w="1296" w:type="dxa"/>
+            <w:tcW w:w="1248" w:type="dxa"/>
             <w:tcBorders>
               <w:top w:val="single" w:sz="4" w:space="0" w:color="000000"/>
               <w:left w:val="single" w:sz="4" w:space="0" w:color="000000"/>
@@ -3050,7 +3178,7 @@
         </w:tc>
         <w:tc>
           <w:tcPr>
-            <w:tcW w:w="2787" w:type="dxa"/>
+            <w:tcW w:w="2865" w:type="dxa"/>
             <w:gridSpan w:val="2"/>
             <w:tcBorders>
               <w:top w:val="single" w:sz="4" w:space="0" w:color="000000"/>
@@ -3080,7 +3208,7 @@
         </w:tc>
         <w:tc>
           <w:tcPr>
-            <w:tcW w:w="1881" w:type="dxa"/>
+            <w:tcW w:w="1870" w:type="dxa"/>
             <w:gridSpan w:val="2"/>
             <w:tcBorders>
               <w:top w:val="single" w:sz="4" w:space="0" w:color="000000"/>
@@ -3105,6 +3233,14 @@
                 <w:szCs w:val="28"/>
               </w:rPr>
               <w:t>Вдова, есть дети</w:t>
+            </w:r>
+            <w:r>
+              <w:rPr>
+                <w:rFonts w:ascii="Times New Roman" w:hAnsi="Times New Roman" w:cs="Times New Roman"/>
+                <w:sz w:val="28"/>
+                <w:szCs w:val="28"/>
+              </w:rPr>
+              <w:t>, внуков нет</w:t>
             </w:r>
           </w:p>
         </w:tc>
@@ -3156,7 +3292,7 @@
         </w:trPr>
         <w:tc>
           <w:tcPr>
-            <w:tcW w:w="897" w:type="dxa"/>
+            <w:tcW w:w="879" w:type="dxa"/>
             <w:tcBorders>
               <w:top w:val="single" w:sz="4" w:space="0" w:color="000000"/>
               <w:left w:val="single" w:sz="4" w:space="0" w:color="000000"/>
@@ -3185,7 +3321,7 @@
         </w:tc>
         <w:tc>
           <w:tcPr>
-            <w:tcW w:w="1251" w:type="dxa"/>
+            <w:tcW w:w="1250" w:type="dxa"/>
             <w:gridSpan w:val="2"/>
             <w:tcBorders>
               <w:top w:val="single" w:sz="4" w:space="0" w:color="000000"/>
@@ -3215,7 +3351,7 @@
         </w:tc>
         <w:tc>
           <w:tcPr>
-            <w:tcW w:w="1296" w:type="dxa"/>
+            <w:tcW w:w="1248" w:type="dxa"/>
             <w:tcBorders>
               <w:top w:val="single" w:sz="4" w:space="0" w:color="000000"/>
               <w:left w:val="single" w:sz="4" w:space="0" w:color="000000"/>
@@ -3244,7 +3380,7 @@
         </w:tc>
         <w:tc>
           <w:tcPr>
-            <w:tcW w:w="2787" w:type="dxa"/>
+            <w:tcW w:w="2865" w:type="dxa"/>
             <w:gridSpan w:val="2"/>
             <w:tcBorders>
               <w:top w:val="single" w:sz="4" w:space="0" w:color="000000"/>
@@ -3274,31 +3410,47 @@
         </w:tc>
         <w:tc>
           <w:tcPr>
-            <w:tcW w:w="1881" w:type="dxa"/>
-            <w:gridSpan w:val="2"/>
-            <w:tcBorders>
-              <w:top w:val="single" w:sz="4" w:space="0" w:color="000000"/>
-              <w:left w:val="single" w:sz="4" w:space="0" w:color="000000"/>
-              <w:bottom w:val="single" w:sz="4" w:space="0" w:color="000000"/>
-              <w:right w:val="single" w:sz="4" w:space="0" w:color="000000"/>
-            </w:tcBorders>
-            <w:vAlign w:val="center"/>
-          </w:tcPr>
-          <w:p>
-            <w:pPr>
-              <w:rPr>
-                <w:rFonts w:ascii="Times New Roman" w:hAnsi="Times New Roman" w:cs="Times New Roman"/>
-                <w:sz w:val="28"/>
-                <w:szCs w:val="28"/>
-              </w:rPr>
-            </w:pPr>
-            <w:r>
-              <w:rPr>
-                <w:rFonts w:ascii="Times New Roman" w:hAnsi="Times New Roman" w:cs="Times New Roman"/>
-                <w:sz w:val="28"/>
-                <w:szCs w:val="28"/>
-              </w:rPr>
-              <w:t xml:space="preserve">Вдова, есть внучка </w:t>
+            <w:tcW w:w="1870" w:type="dxa"/>
+            <w:gridSpan w:val="2"/>
+            <w:tcBorders>
+              <w:top w:val="single" w:sz="4" w:space="0" w:color="000000"/>
+              <w:left w:val="single" w:sz="4" w:space="0" w:color="000000"/>
+              <w:bottom w:val="single" w:sz="4" w:space="0" w:color="000000"/>
+              <w:right w:val="single" w:sz="4" w:space="0" w:color="000000"/>
+            </w:tcBorders>
+            <w:vAlign w:val="center"/>
+          </w:tcPr>
+          <w:p>
+            <w:pPr>
+              <w:rPr>
+                <w:rFonts w:ascii="Times New Roman" w:hAnsi="Times New Roman" w:cs="Times New Roman"/>
+                <w:sz w:val="28"/>
+                <w:szCs w:val="28"/>
+              </w:rPr>
+            </w:pPr>
+            <w:r>
+              <w:rPr>
+                <w:rFonts w:ascii="Times New Roman" w:hAnsi="Times New Roman" w:cs="Times New Roman"/>
+                <w:sz w:val="28"/>
+                <w:szCs w:val="28"/>
+              </w:rPr>
+              <w:t xml:space="preserve">Вдова, </w:t>
+            </w:r>
+            <w:r>
+              <w:rPr>
+                <w:rFonts w:ascii="Times New Roman" w:hAnsi="Times New Roman" w:cs="Times New Roman"/>
+                <w:sz w:val="28"/>
+                <w:szCs w:val="28"/>
+              </w:rPr>
+              <w:t xml:space="preserve">сын умр, </w:t>
+            </w:r>
+            <w:r>
+              <w:rPr>
+                <w:rFonts w:ascii="Times New Roman" w:hAnsi="Times New Roman" w:cs="Times New Roman"/>
+                <w:sz w:val="28"/>
+                <w:szCs w:val="28"/>
+              </w:rPr>
+              <w:t xml:space="preserve">есть внучка </w:t>
             </w:r>
           </w:p>
         </w:tc>
@@ -3340,7 +3492,7 @@
         </w:trPr>
         <w:tc>
           <w:tcPr>
-            <w:tcW w:w="897" w:type="dxa"/>
+            <w:tcW w:w="879" w:type="dxa"/>
             <w:tcBorders>
               <w:top w:val="single" w:sz="4" w:space="0" w:color="000000"/>
               <w:left w:val="single" w:sz="4" w:space="0" w:color="000000"/>
@@ -3369,7 +3521,7 @@
         </w:tc>
         <w:tc>
           <w:tcPr>
-            <w:tcW w:w="1251" w:type="dxa"/>
+            <w:tcW w:w="1250" w:type="dxa"/>
             <w:gridSpan w:val="2"/>
             <w:tcBorders>
               <w:top w:val="single" w:sz="4" w:space="0" w:color="000000"/>
@@ -3399,7 +3551,7 @@
         </w:tc>
         <w:tc>
           <w:tcPr>
-            <w:tcW w:w="1296" w:type="dxa"/>
+            <w:tcW w:w="1248" w:type="dxa"/>
             <w:tcBorders>
               <w:top w:val="single" w:sz="4" w:space="0" w:color="000000"/>
               <w:left w:val="single" w:sz="4" w:space="0" w:color="000000"/>
@@ -3428,7 +3580,7 @@
         </w:tc>
         <w:tc>
           <w:tcPr>
-            <w:tcW w:w="2787" w:type="dxa"/>
+            <w:tcW w:w="2865" w:type="dxa"/>
             <w:gridSpan w:val="2"/>
             <w:tcBorders>
               <w:top w:val="single" w:sz="4" w:space="0" w:color="000000"/>
@@ -3458,7 +3610,7 @@
         </w:tc>
         <w:tc>
           <w:tcPr>
-            <w:tcW w:w="1881" w:type="dxa"/>
+            <w:tcW w:w="1870" w:type="dxa"/>
             <w:gridSpan w:val="2"/>
             <w:tcBorders>
               <w:top w:val="single" w:sz="4" w:space="0" w:color="000000"/>
@@ -3483,6 +3635,14 @@
                 <w:szCs w:val="28"/>
               </w:rPr>
               <w:t>Женат, есть дети</w:t>
+            </w:r>
+            <w:r>
+              <w:rPr>
+                <w:rFonts w:ascii="Times New Roman" w:hAnsi="Times New Roman" w:cs="Times New Roman"/>
+                <w:sz w:val="28"/>
+                <w:szCs w:val="28"/>
+              </w:rPr>
+              <w:t xml:space="preserve">, есть внуки </w:t>
             </w:r>
           </w:p>
         </w:tc>
@@ -3524,7 +3684,7 @@
         </w:trPr>
         <w:tc>
           <w:tcPr>
-            <w:tcW w:w="897" w:type="dxa"/>
+            <w:tcW w:w="879" w:type="dxa"/>
             <w:tcBorders>
               <w:top w:val="single" w:sz="4" w:space="0" w:color="000000"/>
               <w:left w:val="single" w:sz="4" w:space="0" w:color="000000"/>
@@ -3553,7 +3713,7 @@
         </w:tc>
         <w:tc>
           <w:tcPr>
-            <w:tcW w:w="1251" w:type="dxa"/>
+            <w:tcW w:w="1250" w:type="dxa"/>
             <w:gridSpan w:val="2"/>
             <w:tcBorders>
               <w:top w:val="single" w:sz="4" w:space="0" w:color="000000"/>
@@ -3583,7 +3743,7 @@
         </w:tc>
         <w:tc>
           <w:tcPr>
-            <w:tcW w:w="1296" w:type="dxa"/>
+            <w:tcW w:w="1248" w:type="dxa"/>
             <w:tcBorders>
               <w:top w:val="single" w:sz="4" w:space="0" w:color="000000"/>
               <w:left w:val="single" w:sz="4" w:space="0" w:color="000000"/>
@@ -3612,7 +3772,7 @@
         </w:tc>
         <w:tc>
           <w:tcPr>
-            <w:tcW w:w="2787" w:type="dxa"/>
+            <w:tcW w:w="2865" w:type="dxa"/>
             <w:gridSpan w:val="2"/>
             <w:tcBorders>
               <w:top w:val="single" w:sz="4" w:space="0" w:color="000000"/>
@@ -3642,7 +3802,7 @@
         </w:tc>
         <w:tc>
           <w:tcPr>
-            <w:tcW w:w="1881" w:type="dxa"/>
+            <w:tcW w:w="1870" w:type="dxa"/>
             <w:gridSpan w:val="2"/>
             <w:tcBorders>
               <w:top w:val="single" w:sz="4" w:space="0" w:color="000000"/>
@@ -3667,6 +3827,14 @@
                 <w:szCs w:val="28"/>
               </w:rPr>
               <w:t>Разведена, есть дети</w:t>
+            </w:r>
+            <w:r>
+              <w:rPr>
+                <w:rFonts w:ascii="Times New Roman" w:hAnsi="Times New Roman" w:cs="Times New Roman"/>
+                <w:sz w:val="28"/>
+                <w:szCs w:val="28"/>
+              </w:rPr>
+              <w:t xml:space="preserve">, внуков нет </w:t>
             </w:r>
           </w:p>
         </w:tc>
@@ -3708,7 +3876,7 @@
         </w:trPr>
         <w:tc>
           <w:tcPr>
-            <w:tcW w:w="897" w:type="dxa"/>
+            <w:tcW w:w="879" w:type="dxa"/>
             <w:tcBorders>
               <w:top w:val="single" w:sz="4" w:space="0" w:color="000000"/>
               <w:left w:val="single" w:sz="4" w:space="0" w:color="000000"/>
@@ -3737,7 +3905,7 @@
         </w:tc>
         <w:tc>
           <w:tcPr>
-            <w:tcW w:w="1251" w:type="dxa"/>
+            <w:tcW w:w="1250" w:type="dxa"/>
             <w:gridSpan w:val="2"/>
             <w:tcBorders>
               <w:top w:val="single" w:sz="4" w:space="0" w:color="000000"/>
@@ -3767,7 +3935,7 @@
         </w:tc>
         <w:tc>
           <w:tcPr>
-            <w:tcW w:w="1296" w:type="dxa"/>
+            <w:tcW w:w="1248" w:type="dxa"/>
             <w:tcBorders>
               <w:top w:val="single" w:sz="4" w:space="0" w:color="000000"/>
               <w:left w:val="single" w:sz="4" w:space="0" w:color="000000"/>
@@ -3796,7 +3964,7 @@
         </w:tc>
         <w:tc>
           <w:tcPr>
-            <w:tcW w:w="2787" w:type="dxa"/>
+            <w:tcW w:w="2865" w:type="dxa"/>
             <w:gridSpan w:val="2"/>
             <w:tcBorders>
               <w:top w:val="single" w:sz="4" w:space="0" w:color="000000"/>
@@ -3826,7 +3994,7 @@
         </w:tc>
         <w:tc>
           <w:tcPr>
-            <w:tcW w:w="1881" w:type="dxa"/>
+            <w:tcW w:w="1870" w:type="dxa"/>
             <w:gridSpan w:val="2"/>
             <w:tcBorders>
               <w:top w:val="single" w:sz="4" w:space="0" w:color="000000"/>
@@ -3851,6 +4019,14 @@
                 <w:szCs w:val="28"/>
               </w:rPr>
               <w:t>Вдова, детей нет</w:t>
+            </w:r>
+            <w:r>
+              <w:rPr>
+                <w:rFonts w:ascii="Times New Roman" w:hAnsi="Times New Roman" w:cs="Times New Roman"/>
+                <w:sz w:val="28"/>
+                <w:szCs w:val="28"/>
+              </w:rPr>
+              <w:t xml:space="preserve">, есть племянник </w:t>
             </w:r>
           </w:p>
         </w:tc>
@@ -3890,7 +4066,7 @@
         </w:trPr>
         <w:tc>
           <w:tcPr>
-            <w:tcW w:w="960" w:type="dxa"/>
+            <w:tcW w:w="942" w:type="dxa"/>
             <w:gridSpan w:val="2"/>
             <w:tcBorders>
               <w:top w:val="single" w:sz="4" w:space="0" w:color="000000"/>
@@ -3920,7 +4096,7 @@
         </w:tc>
         <w:tc>
           <w:tcPr>
-            <w:tcW w:w="1188" w:type="dxa"/>
+            <w:tcW w:w="1187" w:type="dxa"/>
             <w:tcBorders>
               <w:top w:val="single" w:sz="4" w:space="0" w:color="000000"/>
               <w:left w:val="single" w:sz="4" w:space="0" w:color="000000"/>
@@ -3949,7 +4125,7 @@
         </w:tc>
         <w:tc>
           <w:tcPr>
-            <w:tcW w:w="1347" w:type="dxa"/>
+            <w:tcW w:w="1298" w:type="dxa"/>
             <w:gridSpan w:val="2"/>
             <w:tcBorders>
               <w:top w:val="single" w:sz="4" w:space="0" w:color="000000"/>
@@ -3979,7 +4155,7 @@
         </w:tc>
         <w:tc>
           <w:tcPr>
-            <w:tcW w:w="2736" w:type="dxa"/>
+            <w:tcW w:w="2815" w:type="dxa"/>
             <w:tcBorders>
               <w:top w:val="single" w:sz="4" w:space="0" w:color="000000"/>
               <w:left w:val="single" w:sz="4" w:space="0" w:color="000000"/>
@@ -4008,7 +4184,7 @@
         </w:tc>
         <w:tc>
           <w:tcPr>
-            <w:tcW w:w="1846" w:type="dxa"/>
+            <w:tcW w:w="1838" w:type="dxa"/>
             <w:tcBorders>
               <w:top w:val="single" w:sz="4" w:space="0" w:color="000000"/>
               <w:left w:val="single" w:sz="4" w:space="0" w:color="000000"/>
@@ -4033,11 +4209,19 @@
               </w:rPr>
               <w:t>Женат, есть дети</w:t>
             </w:r>
-          </w:p>
-        </w:tc>
-        <w:tc>
-          <w:tcPr>
-            <w:tcW w:w="2548" w:type="dxa"/>
+            <w:r>
+              <w:rPr>
+                <w:rFonts w:ascii="Times New Roman" w:hAnsi="Times New Roman" w:cs="Times New Roman"/>
+                <w:sz w:val="28"/>
+                <w:szCs w:val="28"/>
+              </w:rPr>
+              <w:t>, есть внуки</w:t>
+            </w:r>
+          </w:p>
+        </w:tc>
+        <w:tc>
+          <w:tcPr>
+            <w:tcW w:w="2545" w:type="dxa"/>
             <w:gridSpan w:val="3"/>
             <w:tcBorders>
               <w:top w:val="single" w:sz="4" w:space="0" w:color="000000"/>
@@ -4064,7 +4248,7 @@
         </w:trPr>
         <w:tc>
           <w:tcPr>
-            <w:tcW w:w="960" w:type="dxa"/>
+            <w:tcW w:w="942" w:type="dxa"/>
             <w:gridSpan w:val="2"/>
             <w:tcBorders>
               <w:top w:val="single" w:sz="4" w:space="0" w:color="000000"/>
@@ -4094,7 +4278,7 @@
         </w:tc>
         <w:tc>
           <w:tcPr>
-            <w:tcW w:w="1188" w:type="dxa"/>
+            <w:tcW w:w="1187" w:type="dxa"/>
             <w:tcBorders>
               <w:top w:val="single" w:sz="4" w:space="0" w:color="000000"/>
               <w:left w:val="single" w:sz="4" w:space="0" w:color="000000"/>
@@ -4123,7 +4307,7 @@
         </w:tc>
         <w:tc>
           <w:tcPr>
-            <w:tcW w:w="1347" w:type="dxa"/>
+            <w:tcW w:w="1298" w:type="dxa"/>
             <w:gridSpan w:val="2"/>
             <w:tcBorders>
               <w:top w:val="single" w:sz="4" w:space="0" w:color="000000"/>
@@ -4153,7 +4337,7 @@
         </w:tc>
         <w:tc>
           <w:tcPr>
-            <w:tcW w:w="2736" w:type="dxa"/>
+            <w:tcW w:w="2815" w:type="dxa"/>
             <w:tcBorders>
               <w:top w:val="single" w:sz="4" w:space="0" w:color="000000"/>
               <w:left w:val="single" w:sz="4" w:space="0" w:color="000000"/>
@@ -4182,7 +4366,7 @@
         </w:tc>
         <w:tc>
           <w:tcPr>
-            <w:tcW w:w="1846" w:type="dxa"/>
+            <w:tcW w:w="1838" w:type="dxa"/>
             <w:tcBorders>
               <w:top w:val="single" w:sz="4" w:space="0" w:color="000000"/>
               <w:left w:val="single" w:sz="4" w:space="0" w:color="000000"/>
@@ -4207,11 +4391,19 @@
               </w:rPr>
               <w:t>Вдова, есть дети</w:t>
             </w:r>
-          </w:p>
-        </w:tc>
-        <w:tc>
-          <w:tcPr>
-            <w:tcW w:w="2548" w:type="dxa"/>
+            <w:r>
+              <w:rPr>
+                <w:rFonts w:ascii="Times New Roman" w:hAnsi="Times New Roman" w:cs="Times New Roman"/>
+                <w:sz w:val="28"/>
+                <w:szCs w:val="28"/>
+              </w:rPr>
+              <w:t>, есть внуки</w:t>
+            </w:r>
+          </w:p>
+        </w:tc>
+        <w:tc>
+          <w:tcPr>
+            <w:tcW w:w="2545" w:type="dxa"/>
             <w:gridSpan w:val="3"/>
             <w:tcBorders>
               <w:top w:val="single" w:sz="4" w:space="0" w:color="000000"/>
@@ -4238,37 +4430,38 @@
         </w:trPr>
         <w:tc>
           <w:tcPr>
-            <w:tcW w:w="960" w:type="dxa"/>
-            <w:gridSpan w:val="2"/>
-            <w:tcBorders>
-              <w:top w:val="single" w:sz="4" w:space="0" w:color="000000"/>
-              <w:left w:val="single" w:sz="4" w:space="0" w:color="000000"/>
-              <w:bottom w:val="single" w:sz="4" w:space="0" w:color="000000"/>
-              <w:right w:val="single" w:sz="4" w:space="0" w:color="000000"/>
-            </w:tcBorders>
-            <w:vAlign w:val="center"/>
-          </w:tcPr>
-          <w:p>
-            <w:pPr>
-              <w:rPr>
-                <w:rFonts w:ascii="Times New Roman" w:hAnsi="Times New Roman" w:cs="Times New Roman"/>
-                <w:sz w:val="28"/>
-                <w:szCs w:val="28"/>
-              </w:rPr>
-            </w:pPr>
-            <w:r>
-              <w:rPr>
-                <w:rFonts w:ascii="Times New Roman" w:hAnsi="Times New Roman" w:cs="Times New Roman"/>
-                <w:sz w:val="28"/>
-                <w:szCs w:val="28"/>
-              </w:rPr>
+            <w:tcW w:w="942" w:type="dxa"/>
+            <w:gridSpan w:val="2"/>
+            <w:tcBorders>
+              <w:top w:val="single" w:sz="4" w:space="0" w:color="000000"/>
+              <w:left w:val="single" w:sz="4" w:space="0" w:color="000000"/>
+              <w:bottom w:val="single" w:sz="4" w:space="0" w:color="000000"/>
+              <w:right w:val="single" w:sz="4" w:space="0" w:color="000000"/>
+            </w:tcBorders>
+            <w:vAlign w:val="center"/>
+          </w:tcPr>
+          <w:p>
+            <w:pPr>
+              <w:rPr>
+                <w:rFonts w:ascii="Times New Roman" w:hAnsi="Times New Roman" w:cs="Times New Roman"/>
+                <w:sz w:val="28"/>
+                <w:szCs w:val="28"/>
+              </w:rPr>
+            </w:pPr>
+            <w:r>
+              <w:rPr>
+                <w:rFonts w:ascii="Times New Roman" w:hAnsi="Times New Roman" w:cs="Times New Roman"/>
+                <w:sz w:val="28"/>
+                <w:szCs w:val="28"/>
+              </w:rPr>
+              <w:lastRenderedPageBreak/>
               <w:t>С18</w:t>
             </w:r>
           </w:p>
         </w:tc>
         <w:tc>
           <w:tcPr>
-            <w:tcW w:w="1188" w:type="dxa"/>
+            <w:tcW w:w="1187" w:type="dxa"/>
             <w:tcBorders>
               <w:top w:val="single" w:sz="4" w:space="0" w:color="000000"/>
               <w:left w:val="single" w:sz="4" w:space="0" w:color="000000"/>
@@ -4297,7 +4490,7 @@
         </w:tc>
         <w:tc>
           <w:tcPr>
-            <w:tcW w:w="1347" w:type="dxa"/>
+            <w:tcW w:w="1298" w:type="dxa"/>
             <w:gridSpan w:val="2"/>
             <w:tcBorders>
               <w:top w:val="single" w:sz="4" w:space="0" w:color="000000"/>
@@ -4327,7 +4520,7 @@
         </w:tc>
         <w:tc>
           <w:tcPr>
-            <w:tcW w:w="2736" w:type="dxa"/>
+            <w:tcW w:w="2815" w:type="dxa"/>
             <w:tcBorders>
               <w:top w:val="single" w:sz="4" w:space="0" w:color="000000"/>
               <w:left w:val="single" w:sz="4" w:space="0" w:color="000000"/>
@@ -4356,36 +4549,44 @@
         </w:tc>
         <w:tc>
           <w:tcPr>
-            <w:tcW w:w="1846" w:type="dxa"/>
-            <w:tcBorders>
-              <w:top w:val="single" w:sz="4" w:space="0" w:color="000000"/>
-              <w:left w:val="single" w:sz="4" w:space="0" w:color="000000"/>
-              <w:bottom w:val="single" w:sz="4" w:space="0" w:color="000000"/>
-              <w:right w:val="single" w:sz="4" w:space="0" w:color="000000"/>
-            </w:tcBorders>
-            <w:vAlign w:val="center"/>
-          </w:tcPr>
-          <w:p>
-            <w:pPr>
-              <w:rPr>
-                <w:rFonts w:ascii="Times New Roman" w:hAnsi="Times New Roman" w:cs="Times New Roman"/>
-                <w:sz w:val="28"/>
-                <w:szCs w:val="28"/>
-              </w:rPr>
-            </w:pPr>
-            <w:r>
-              <w:rPr>
-                <w:rFonts w:ascii="Times New Roman" w:hAnsi="Times New Roman" w:cs="Times New Roman"/>
-                <w:sz w:val="28"/>
-                <w:szCs w:val="28"/>
-              </w:rPr>
-              <w:t xml:space="preserve">Вдова, детей есть </w:t>
-            </w:r>
-          </w:p>
-        </w:tc>
-        <w:tc>
-          <w:tcPr>
-            <w:tcW w:w="2548" w:type="dxa"/>
+            <w:tcW w:w="1838" w:type="dxa"/>
+            <w:tcBorders>
+              <w:top w:val="single" w:sz="4" w:space="0" w:color="000000"/>
+              <w:left w:val="single" w:sz="4" w:space="0" w:color="000000"/>
+              <w:bottom w:val="single" w:sz="4" w:space="0" w:color="000000"/>
+              <w:right w:val="single" w:sz="4" w:space="0" w:color="000000"/>
+            </w:tcBorders>
+            <w:vAlign w:val="center"/>
+          </w:tcPr>
+          <w:p>
+            <w:pPr>
+              <w:rPr>
+                <w:rFonts w:ascii="Times New Roman" w:hAnsi="Times New Roman" w:cs="Times New Roman"/>
+                <w:sz w:val="28"/>
+                <w:szCs w:val="28"/>
+              </w:rPr>
+            </w:pPr>
+            <w:r>
+              <w:rPr>
+                <w:rFonts w:ascii="Times New Roman" w:hAnsi="Times New Roman" w:cs="Times New Roman"/>
+                <w:sz w:val="28"/>
+                <w:szCs w:val="28"/>
+              </w:rPr>
+              <w:t>Вдова, дет</w:t>
+            </w:r>
+            <w:r>
+              <w:rPr>
+                <w:rFonts w:ascii="Times New Roman" w:hAnsi="Times New Roman" w:cs="Times New Roman"/>
+                <w:sz w:val="28"/>
+                <w:szCs w:val="28"/>
+              </w:rPr>
+              <w:t xml:space="preserve">и есть, внуки есть </w:t>
+            </w:r>
+          </w:p>
+        </w:tc>
+        <w:tc>
+          <w:tcPr>
+            <w:tcW w:w="2545" w:type="dxa"/>
             <w:gridSpan w:val="3"/>
             <w:tcBorders>
               <w:top w:val="single" w:sz="4" w:space="0" w:color="000000"/>
@@ -4420,7 +4621,7 @@
         </w:trPr>
         <w:tc>
           <w:tcPr>
-            <w:tcW w:w="960" w:type="dxa"/>
+            <w:tcW w:w="942" w:type="dxa"/>
             <w:gridSpan w:val="2"/>
             <w:tcBorders>
               <w:top w:val="single" w:sz="4" w:space="0" w:color="000000"/>
@@ -4450,7 +4651,7 @@
         </w:tc>
         <w:tc>
           <w:tcPr>
-            <w:tcW w:w="1188" w:type="dxa"/>
+            <w:tcW w:w="1187" w:type="dxa"/>
             <w:tcBorders>
               <w:top w:val="single" w:sz="4" w:space="0" w:color="000000"/>
               <w:left w:val="single" w:sz="4" w:space="0" w:color="000000"/>
@@ -4479,7 +4680,7 @@
         </w:tc>
         <w:tc>
           <w:tcPr>
-            <w:tcW w:w="1347" w:type="dxa"/>
+            <w:tcW w:w="1298" w:type="dxa"/>
             <w:gridSpan w:val="2"/>
             <w:tcBorders>
               <w:top w:val="single" w:sz="4" w:space="0" w:color="000000"/>
@@ -4509,7 +4710,7 @@
         </w:tc>
         <w:tc>
           <w:tcPr>
-            <w:tcW w:w="2736" w:type="dxa"/>
+            <w:tcW w:w="2815" w:type="dxa"/>
             <w:tcBorders>
               <w:top w:val="single" w:sz="4" w:space="0" w:color="000000"/>
               <w:left w:val="single" w:sz="4" w:space="0" w:color="000000"/>
@@ -4538,7 +4739,7 @@
         </w:tc>
         <w:tc>
           <w:tcPr>
-            <w:tcW w:w="1846" w:type="dxa"/>
+            <w:tcW w:w="1838" w:type="dxa"/>
             <w:tcBorders>
               <w:top w:val="single" w:sz="4" w:space="0" w:color="000000"/>
               <w:left w:val="single" w:sz="4" w:space="0" w:color="000000"/>
@@ -4563,11 +4764,19 @@
               </w:rPr>
               <w:t>Вдова, есть дети</w:t>
             </w:r>
-          </w:p>
-        </w:tc>
-        <w:tc>
-          <w:tcPr>
-            <w:tcW w:w="2548" w:type="dxa"/>
+            <w:r>
+              <w:rPr>
+                <w:rFonts w:ascii="Times New Roman" w:hAnsi="Times New Roman" w:cs="Times New Roman"/>
+                <w:sz w:val="28"/>
+                <w:szCs w:val="28"/>
+              </w:rPr>
+              <w:t xml:space="preserve">, есть внуки </w:t>
+            </w:r>
+          </w:p>
+        </w:tc>
+        <w:tc>
+          <w:tcPr>
+            <w:tcW w:w="2545" w:type="dxa"/>
             <w:gridSpan w:val="3"/>
             <w:tcBorders>
               <w:top w:val="single" w:sz="4" w:space="0" w:color="000000"/>
@@ -4602,7 +4811,7 @@
         </w:trPr>
         <w:tc>
           <w:tcPr>
-            <w:tcW w:w="960" w:type="dxa"/>
+            <w:tcW w:w="942" w:type="dxa"/>
             <w:gridSpan w:val="2"/>
             <w:tcBorders>
               <w:top w:val="single" w:sz="4" w:space="0" w:color="000000"/>
@@ -4632,7 +4841,7 @@
         </w:tc>
         <w:tc>
           <w:tcPr>
-            <w:tcW w:w="1188" w:type="dxa"/>
+            <w:tcW w:w="1187" w:type="dxa"/>
             <w:tcBorders>
               <w:top w:val="single" w:sz="4" w:space="0" w:color="000000"/>
               <w:left w:val="single" w:sz="4" w:space="0" w:color="000000"/>
@@ -4661,7 +4870,7 @@
         </w:tc>
         <w:tc>
           <w:tcPr>
-            <w:tcW w:w="1347" w:type="dxa"/>
+            <w:tcW w:w="1298" w:type="dxa"/>
             <w:gridSpan w:val="2"/>
             <w:tcBorders>
               <w:top w:val="single" w:sz="4" w:space="0" w:color="000000"/>
@@ -4691,7 +4900,7 @@
         </w:tc>
         <w:tc>
           <w:tcPr>
-            <w:tcW w:w="2736" w:type="dxa"/>
+            <w:tcW w:w="2815" w:type="dxa"/>
             <w:tcBorders>
               <w:top w:val="single" w:sz="4" w:space="0" w:color="000000"/>
               <w:left w:val="single" w:sz="4" w:space="0" w:color="000000"/>
@@ -4720,7 +4929,7 @@
         </w:tc>
         <w:tc>
           <w:tcPr>
-            <w:tcW w:w="1846" w:type="dxa"/>
+            <w:tcW w:w="1838" w:type="dxa"/>
             <w:tcBorders>
               <w:top w:val="single" w:sz="4" w:space="0" w:color="000000"/>
               <w:left w:val="single" w:sz="4" w:space="0" w:color="000000"/>
@@ -4745,11 +4954,19 @@
               </w:rPr>
               <w:t>Вдова, есть дети</w:t>
             </w:r>
-          </w:p>
-        </w:tc>
-        <w:tc>
-          <w:tcPr>
-            <w:tcW w:w="2548" w:type="dxa"/>
+            <w:r>
+              <w:rPr>
+                <w:rFonts w:ascii="Times New Roman" w:hAnsi="Times New Roman" w:cs="Times New Roman"/>
+                <w:sz w:val="28"/>
+                <w:szCs w:val="28"/>
+              </w:rPr>
+              <w:t xml:space="preserve">, есть внуки </w:t>
+            </w:r>
+          </w:p>
+        </w:tc>
+        <w:tc>
+          <w:tcPr>
+            <w:tcW w:w="2545" w:type="dxa"/>
             <w:gridSpan w:val="3"/>
             <w:tcBorders>
               <w:top w:val="single" w:sz="4" w:space="0" w:color="000000"/>
@@ -4784,7 +5001,7 @@
         </w:trPr>
         <w:tc>
           <w:tcPr>
-            <w:tcW w:w="960" w:type="dxa"/>
+            <w:tcW w:w="942" w:type="dxa"/>
             <w:gridSpan w:val="2"/>
             <w:tcBorders>
               <w:top w:val="single" w:sz="4" w:space="0" w:color="000000"/>
@@ -4814,7 +5031,7 @@
         </w:tc>
         <w:tc>
           <w:tcPr>
-            <w:tcW w:w="1188" w:type="dxa"/>
+            <w:tcW w:w="1187" w:type="dxa"/>
             <w:tcBorders>
               <w:top w:val="single" w:sz="4" w:space="0" w:color="000000"/>
               <w:left w:val="single" w:sz="4" w:space="0" w:color="000000"/>
@@ -4843,7 +5060,7 @@
         </w:tc>
         <w:tc>
           <w:tcPr>
-            <w:tcW w:w="1347" w:type="dxa"/>
+            <w:tcW w:w="1298" w:type="dxa"/>
             <w:gridSpan w:val="2"/>
             <w:tcBorders>
               <w:top w:val="single" w:sz="4" w:space="0" w:color="000000"/>
@@ -4873,7 +5090,7 @@
         </w:tc>
         <w:tc>
           <w:tcPr>
-            <w:tcW w:w="2736" w:type="dxa"/>
+            <w:tcW w:w="2815" w:type="dxa"/>
             <w:tcBorders>
               <w:top w:val="single" w:sz="4" w:space="0" w:color="000000"/>
               <w:left w:val="single" w:sz="4" w:space="0" w:color="000000"/>
@@ -4902,7 +5119,7 @@
         </w:tc>
         <w:tc>
           <w:tcPr>
-            <w:tcW w:w="1846" w:type="dxa"/>
+            <w:tcW w:w="1838" w:type="dxa"/>
             <w:tcBorders>
               <w:top w:val="single" w:sz="4" w:space="0" w:color="000000"/>
               <w:left w:val="single" w:sz="4" w:space="0" w:color="000000"/>
@@ -4927,11 +5144,19 @@
               </w:rPr>
               <w:t>Вдова, есть дочь</w:t>
             </w:r>
-          </w:p>
-        </w:tc>
-        <w:tc>
-          <w:tcPr>
-            <w:tcW w:w="2548" w:type="dxa"/>
+            <w:r>
+              <w:rPr>
+                <w:rFonts w:ascii="Times New Roman" w:hAnsi="Times New Roman" w:cs="Times New Roman"/>
+                <w:sz w:val="28"/>
+                <w:szCs w:val="28"/>
+              </w:rPr>
+              <w:t xml:space="preserve">, внуков нет </w:t>
+            </w:r>
+          </w:p>
+        </w:tc>
+        <w:tc>
+          <w:tcPr>
+            <w:tcW w:w="2545" w:type="dxa"/>
             <w:gridSpan w:val="3"/>
             <w:tcBorders>
               <w:top w:val="single" w:sz="4" w:space="0" w:color="000000"/>
@@ -4966,38 +5191,37 @@
         </w:trPr>
         <w:tc>
           <w:tcPr>
-            <w:tcW w:w="960" w:type="dxa"/>
-            <w:gridSpan w:val="2"/>
-            <w:tcBorders>
-              <w:top w:val="single" w:sz="4" w:space="0" w:color="000000"/>
-              <w:left w:val="single" w:sz="4" w:space="0" w:color="000000"/>
-              <w:bottom w:val="single" w:sz="4" w:space="0" w:color="000000"/>
-              <w:right w:val="single" w:sz="4" w:space="0" w:color="000000"/>
-            </w:tcBorders>
-            <w:vAlign w:val="center"/>
-          </w:tcPr>
-          <w:p>
-            <w:pPr>
-              <w:rPr>
-                <w:rFonts w:ascii="Times New Roman" w:hAnsi="Times New Roman" w:cs="Times New Roman"/>
-                <w:sz w:val="28"/>
-                <w:szCs w:val="28"/>
-              </w:rPr>
-            </w:pPr>
-            <w:r>
-              <w:rPr>
-                <w:rFonts w:ascii="Times New Roman" w:hAnsi="Times New Roman" w:cs="Times New Roman"/>
-                <w:sz w:val="28"/>
-                <w:szCs w:val="28"/>
-              </w:rPr>
-              <w:lastRenderedPageBreak/>
+            <w:tcW w:w="942" w:type="dxa"/>
+            <w:gridSpan w:val="2"/>
+            <w:tcBorders>
+              <w:top w:val="single" w:sz="4" w:space="0" w:color="000000"/>
+              <w:left w:val="single" w:sz="4" w:space="0" w:color="000000"/>
+              <w:bottom w:val="single" w:sz="4" w:space="0" w:color="000000"/>
+              <w:right w:val="single" w:sz="4" w:space="0" w:color="000000"/>
+            </w:tcBorders>
+            <w:vAlign w:val="center"/>
+          </w:tcPr>
+          <w:p>
+            <w:pPr>
+              <w:rPr>
+                <w:rFonts w:ascii="Times New Roman" w:hAnsi="Times New Roman" w:cs="Times New Roman"/>
+                <w:sz w:val="28"/>
+                <w:szCs w:val="28"/>
+              </w:rPr>
+            </w:pPr>
+            <w:r>
+              <w:rPr>
+                <w:rFonts w:ascii="Times New Roman" w:hAnsi="Times New Roman" w:cs="Times New Roman"/>
+                <w:sz w:val="28"/>
+                <w:szCs w:val="28"/>
+              </w:rPr>
               <w:t>С22</w:t>
             </w:r>
           </w:p>
         </w:tc>
         <w:tc>
           <w:tcPr>
-            <w:tcW w:w="1188" w:type="dxa"/>
+            <w:tcW w:w="1187" w:type="dxa"/>
             <w:tcBorders>
               <w:top w:val="single" w:sz="4" w:space="0" w:color="000000"/>
               <w:left w:val="single" w:sz="4" w:space="0" w:color="000000"/>
@@ -5026,7 +5250,7 @@
         </w:tc>
         <w:tc>
           <w:tcPr>
-            <w:tcW w:w="1347" w:type="dxa"/>
+            <w:tcW w:w="1298" w:type="dxa"/>
             <w:gridSpan w:val="2"/>
             <w:tcBorders>
               <w:top w:val="single" w:sz="4" w:space="0" w:color="000000"/>
@@ -5056,7 +5280,7 @@
         </w:tc>
         <w:tc>
           <w:tcPr>
-            <w:tcW w:w="2736" w:type="dxa"/>
+            <w:tcW w:w="2815" w:type="dxa"/>
             <w:tcBorders>
               <w:top w:val="single" w:sz="4" w:space="0" w:color="000000"/>
               <w:left w:val="single" w:sz="4" w:space="0" w:color="000000"/>
@@ -5085,36 +5309,44 @@
         </w:tc>
         <w:tc>
           <w:tcPr>
-            <w:tcW w:w="1846" w:type="dxa"/>
-            <w:tcBorders>
-              <w:top w:val="single" w:sz="4" w:space="0" w:color="000000"/>
-              <w:left w:val="single" w:sz="4" w:space="0" w:color="000000"/>
-              <w:bottom w:val="single" w:sz="4" w:space="0" w:color="000000"/>
-              <w:right w:val="single" w:sz="4" w:space="0" w:color="000000"/>
-            </w:tcBorders>
-            <w:vAlign w:val="center"/>
-          </w:tcPr>
-          <w:p>
-            <w:pPr>
-              <w:rPr>
-                <w:rFonts w:ascii="Times New Roman" w:hAnsi="Times New Roman" w:cs="Times New Roman"/>
-                <w:sz w:val="28"/>
-                <w:szCs w:val="28"/>
-              </w:rPr>
-            </w:pPr>
-            <w:r>
-              <w:rPr>
-                <w:rFonts w:ascii="Times New Roman" w:hAnsi="Times New Roman" w:cs="Times New Roman"/>
-                <w:sz w:val="28"/>
-                <w:szCs w:val="28"/>
-              </w:rPr>
-              <w:t xml:space="preserve">Вдова, есть племянница, детей нет </w:t>
-            </w:r>
-          </w:p>
-        </w:tc>
-        <w:tc>
-          <w:tcPr>
-            <w:tcW w:w="2548" w:type="dxa"/>
+            <w:tcW w:w="1838" w:type="dxa"/>
+            <w:tcBorders>
+              <w:top w:val="single" w:sz="4" w:space="0" w:color="000000"/>
+              <w:left w:val="single" w:sz="4" w:space="0" w:color="000000"/>
+              <w:bottom w:val="single" w:sz="4" w:space="0" w:color="000000"/>
+              <w:right w:val="single" w:sz="4" w:space="0" w:color="000000"/>
+            </w:tcBorders>
+            <w:vAlign w:val="center"/>
+          </w:tcPr>
+          <w:p>
+            <w:pPr>
+              <w:rPr>
+                <w:rFonts w:ascii="Times New Roman" w:hAnsi="Times New Roman" w:cs="Times New Roman"/>
+                <w:sz w:val="28"/>
+                <w:szCs w:val="28"/>
+              </w:rPr>
+            </w:pPr>
+            <w:r>
+              <w:rPr>
+                <w:rFonts w:ascii="Times New Roman" w:hAnsi="Times New Roman" w:cs="Times New Roman"/>
+                <w:sz w:val="28"/>
+                <w:szCs w:val="28"/>
+              </w:rPr>
+              <w:t>Вдова, есть племянница, детей нет</w:t>
+            </w:r>
+            <w:r>
+              <w:rPr>
+                <w:rFonts w:ascii="Times New Roman" w:hAnsi="Times New Roman" w:cs="Times New Roman"/>
+                <w:sz w:val="28"/>
+                <w:szCs w:val="28"/>
+              </w:rPr>
+              <w:t>, внуков нет</w:t>
+            </w:r>
+          </w:p>
+        </w:tc>
+        <w:tc>
+          <w:tcPr>
+            <w:tcW w:w="2545" w:type="dxa"/>
             <w:gridSpan w:val="3"/>
             <w:tcBorders>
               <w:top w:val="single" w:sz="4" w:space="0" w:color="000000"/>
